--- a/documentation/GIT_Tutorial.docx
+++ b/documentation/GIT_Tutorial.docx
@@ -64,12 +64,28 @@
       <w:r>
         <w:t>2. Copy SSH or HTTPS</w:t>
       </w:r>
-    </w:p>
-    <w:p>
-      <w:pPr>
-        <w:spacing w:after="0" w:line="276" w:lineRule="auto"/>
-      </w:pPr>
-      <w:r>
+      <w:r>
+        <w:t xml:space="preserve"> of the repository</w:t>
+      </w:r>
+    </w:p>
+    <w:p>
+      <w:pPr>
+        <w:spacing w:after="0" w:line="276" w:lineRule="auto"/>
+      </w:pPr>
+    </w:p>
+    <w:p>
+      <w:pPr>
+        <w:spacing w:after="0" w:line="276" w:lineRule="auto"/>
+        <w:rPr>
+          <w:b/>
+          <w:bCs/>
+        </w:rPr>
+      </w:pPr>
+      <w:r>
+        <w:rPr>
+          <w:b/>
+          <w:bCs/>
+        </w:rPr>
         <w:t>GIT Commands:</w:t>
       </w:r>
     </w:p>
@@ -96,9 +112,9 @@
           <w:noProof/>
         </w:rPr>
         <w:drawing>
-          <wp:inline distT="0" distB="0" distL="0" distR="0" wp14:anchorId="660FBDF9" wp14:editId="4DC2F213">
-            <wp:extent cx="5943600" cy="1409065"/>
-            <wp:effectExtent l="0" t="0" r="0" b="635"/>
+          <wp:inline distT="0" distB="0" distL="0" distR="0" wp14:anchorId="660FBDF9" wp14:editId="28FD86B7">
+            <wp:extent cx="6846257" cy="1623060"/>
+            <wp:effectExtent l="0" t="0" r="0" b="0"/>
             <wp:docPr id="446402041" name="Picture 1"/>
             <wp:cNvGraphicFramePr>
               <a:graphicFrameLocks xmlns:a="http://schemas.openxmlformats.org/drawingml/2006/main" noChangeAspect="1"/>
@@ -119,7 +135,7 @@
                   <pic:spPr>
                     <a:xfrm>
                       <a:off x="0" y="0"/>
-                      <a:ext cx="5943600" cy="1409065"/>
+                      <a:ext cx="6856309" cy="1625443"/>
                     </a:xfrm>
                     <a:prstGeom prst="rect">
                       <a:avLst/>
@@ -181,9 +197,9 @@
           <w:noProof/>
         </w:rPr>
         <w:drawing>
-          <wp:inline distT="0" distB="0" distL="0" distR="0" wp14:anchorId="03676B33" wp14:editId="473B4901">
-            <wp:extent cx="5943600" cy="527050"/>
-            <wp:effectExtent l="0" t="0" r="0" b="6350"/>
+          <wp:inline distT="0" distB="0" distL="0" distR="0" wp14:anchorId="03676B33" wp14:editId="1AE90C48">
+            <wp:extent cx="6874517" cy="609600"/>
+            <wp:effectExtent l="0" t="0" r="2540" b="0"/>
             <wp:docPr id="819875056" name="Picture 1"/>
             <wp:cNvGraphicFramePr>
               <a:graphicFrameLocks xmlns:a="http://schemas.openxmlformats.org/drawingml/2006/main" noChangeAspect="1"/>
@@ -204,7 +220,7 @@
                   <pic:spPr>
                     <a:xfrm>
                       <a:off x="0" y="0"/>
-                      <a:ext cx="5943600" cy="527050"/>
+                      <a:ext cx="6887731" cy="610772"/>
                     </a:xfrm>
                     <a:prstGeom prst="rect">
                       <a:avLst/>
@@ -271,9 +287,9 @@
           <w:noProof/>
         </w:rPr>
         <w:drawing>
-          <wp:inline distT="0" distB="0" distL="0" distR="0" wp14:anchorId="66A982CA" wp14:editId="28FB3F59">
-            <wp:extent cx="5943600" cy="522605"/>
-            <wp:effectExtent l="0" t="0" r="0" b="0"/>
+          <wp:inline distT="0" distB="0" distL="0" distR="0" wp14:anchorId="66A982CA" wp14:editId="31D8FB4E">
+            <wp:extent cx="6933007" cy="609600"/>
+            <wp:effectExtent l="0" t="0" r="1270" b="0"/>
             <wp:docPr id="1935466109" name="Picture 1"/>
             <wp:cNvGraphicFramePr>
               <a:graphicFrameLocks xmlns:a="http://schemas.openxmlformats.org/drawingml/2006/main" noChangeAspect="1"/>
@@ -294,7 +310,7 @@
                   <pic:spPr>
                     <a:xfrm>
                       <a:off x="0" y="0"/>
-                      <a:ext cx="5943600" cy="522605"/>
+                      <a:ext cx="6957630" cy="611765"/>
                     </a:xfrm>
                     <a:prstGeom prst="rect">
                       <a:avLst/>
@@ -356,9 +372,9 @@
           <w:noProof/>
         </w:rPr>
         <w:drawing>
-          <wp:inline distT="0" distB="0" distL="0" distR="0" wp14:anchorId="0183184A" wp14:editId="59D6C4E0">
-            <wp:extent cx="5943600" cy="911225"/>
-            <wp:effectExtent l="0" t="0" r="0" b="3175"/>
+          <wp:inline distT="0" distB="0" distL="0" distR="0" wp14:anchorId="0183184A" wp14:editId="51BA0007">
+            <wp:extent cx="6908657" cy="1059180"/>
+            <wp:effectExtent l="0" t="0" r="6985" b="7620"/>
             <wp:docPr id="1877195799" name="Picture 1"/>
             <wp:cNvGraphicFramePr>
               <a:graphicFrameLocks xmlns:a="http://schemas.openxmlformats.org/drawingml/2006/main" noChangeAspect="1"/>
@@ -379,7 +395,7 @@
                   <pic:spPr>
                     <a:xfrm>
                       <a:off x="0" y="0"/>
-                      <a:ext cx="5943600" cy="911225"/>
+                      <a:ext cx="6941269" cy="1064180"/>
                     </a:xfrm>
                     <a:prstGeom prst="rect">
                       <a:avLst/>
@@ -448,9 +464,9 @@
           <w:noProof/>
         </w:rPr>
         <w:drawing>
-          <wp:inline distT="0" distB="0" distL="0" distR="0" wp14:anchorId="2B6133DD" wp14:editId="5C089A19">
-            <wp:extent cx="5943600" cy="1036955"/>
-            <wp:effectExtent l="0" t="0" r="0" b="0"/>
+          <wp:inline distT="0" distB="0" distL="0" distR="0" wp14:anchorId="2B6133DD" wp14:editId="150949F2">
+            <wp:extent cx="6944512" cy="1211580"/>
+            <wp:effectExtent l="0" t="0" r="8890" b="7620"/>
             <wp:docPr id="795150728" name="Picture 1"/>
             <wp:cNvGraphicFramePr>
               <a:graphicFrameLocks xmlns:a="http://schemas.openxmlformats.org/drawingml/2006/main" noChangeAspect="1"/>
@@ -471,7 +487,7 @@
                   <pic:spPr>
                     <a:xfrm>
                       <a:off x="0" y="0"/>
-                      <a:ext cx="5943600" cy="1036955"/>
+                      <a:ext cx="6953234" cy="1213102"/>
                     </a:xfrm>
                     <a:prstGeom prst="rect">
                       <a:avLst/>
@@ -497,6 +513,7 @@
         <w:rPr>
           <w:color w:val="4EA72E" w:themeColor="accent6"/>
         </w:rPr>
+        <w:lastRenderedPageBreak/>
         <w:t xml:space="preserve">git push origin &lt;branch&gt; </w:t>
       </w:r>
       <w:r>
@@ -511,11 +528,10 @@
         <w:rPr>
           <w:noProof/>
         </w:rPr>
-        <w:lastRenderedPageBreak/>
         <w:drawing>
-          <wp:inline distT="0" distB="0" distL="0" distR="0" wp14:anchorId="7E053885" wp14:editId="349F08FF">
-            <wp:extent cx="5943600" cy="901700"/>
-            <wp:effectExtent l="0" t="0" r="0" b="0"/>
+          <wp:inline distT="0" distB="0" distL="0" distR="0" wp14:anchorId="7E053885" wp14:editId="5A372805">
+            <wp:extent cx="6881182" cy="1043940"/>
+            <wp:effectExtent l="0" t="0" r="0" b="3810"/>
             <wp:docPr id="1781746243" name="Picture 1"/>
             <wp:cNvGraphicFramePr>
               <a:graphicFrameLocks xmlns:a="http://schemas.openxmlformats.org/drawingml/2006/main" noChangeAspect="1"/>
@@ -536,7 +552,7 @@
                   <pic:spPr>
                     <a:xfrm>
                       <a:off x="0" y="0"/>
-                      <a:ext cx="5943600" cy="901700"/>
+                      <a:ext cx="6885290" cy="1044563"/>
                     </a:xfrm>
                     <a:prstGeom prst="rect">
                       <a:avLst/>
@@ -591,9 +607,9 @@
           <w:noProof/>
         </w:rPr>
         <w:drawing>
-          <wp:inline distT="0" distB="0" distL="0" distR="0" wp14:anchorId="6A74819E" wp14:editId="1A11583C">
-            <wp:extent cx="5943600" cy="341630"/>
-            <wp:effectExtent l="0" t="0" r="0" b="1270"/>
+          <wp:inline distT="0" distB="0" distL="0" distR="0" wp14:anchorId="6A74819E" wp14:editId="3717B048">
+            <wp:extent cx="6893692" cy="396240"/>
+            <wp:effectExtent l="0" t="0" r="2540" b="3810"/>
             <wp:docPr id="1768154147" name="Picture 1"/>
             <wp:cNvGraphicFramePr>
               <a:graphicFrameLocks xmlns:a="http://schemas.openxmlformats.org/drawingml/2006/main" noChangeAspect="1"/>
@@ -614,7 +630,7 @@
                   <pic:spPr>
                     <a:xfrm>
                       <a:off x="0" y="0"/>
-                      <a:ext cx="5943600" cy="341630"/>
+                      <a:ext cx="7023349" cy="403693"/>
                     </a:xfrm>
                     <a:prstGeom prst="rect">
                       <a:avLst/>
@@ -645,11 +661,9 @@
       <w:r>
         <w:t xml:space="preserve">-&gt; list all </w:t>
       </w:r>
-      <w:proofErr w:type="gramStart"/>
-      <w:r>
-        <w:t>branch</w:t>
-      </w:r>
-      <w:proofErr w:type="gramEnd"/>
+      <w:r>
+        <w:t>branches</w:t>
+      </w:r>
       <w:r>
         <w:t xml:space="preserve"> in local</w:t>
       </w:r>
@@ -663,9 +677,9 @@
           <w:noProof/>
         </w:rPr>
         <w:drawing>
-          <wp:inline distT="0" distB="0" distL="0" distR="0" wp14:anchorId="0732FFFA" wp14:editId="0F1B40F4">
-            <wp:extent cx="5943600" cy="394970"/>
-            <wp:effectExtent l="0" t="0" r="0" b="5080"/>
+          <wp:inline distT="0" distB="0" distL="0" distR="0" wp14:anchorId="0732FFFA" wp14:editId="186887D6">
+            <wp:extent cx="6880051" cy="457200"/>
+            <wp:effectExtent l="0" t="0" r="0" b="0"/>
             <wp:docPr id="1083252275" name="Picture 1"/>
             <wp:cNvGraphicFramePr>
               <a:graphicFrameLocks xmlns:a="http://schemas.openxmlformats.org/drawingml/2006/main" noChangeAspect="1"/>
@@ -686,7 +700,7 @@
                   <pic:spPr>
                     <a:xfrm>
                       <a:off x="0" y="0"/>
-                      <a:ext cx="5943600" cy="394970"/>
+                      <a:ext cx="6886893" cy="457655"/>
                     </a:xfrm>
                     <a:prstGeom prst="rect">
                       <a:avLst/>
